--- a/app/easycashbackend/templates/DEED_OF_ASSIGNMENT_BORROWER.docx
+++ b/app/easycashbackend/templates/DEED_OF_ASSIGNMENT_BORROWER.docx
@@ -666,7 +666,7 @@
           <w:sz w:val="15"/>
           <w:szCs w:val="15"/>
         </w:rPr>
-        <w:t xml:space="preserve"> </w:t>
+        <w:t xml:space="preserve"> {ATMCardNumber} </w:t>
       </w:r>
       <w:r>
         <w:rPr>
@@ -683,7 +683,7 @@
           <w:sz w:val="15"/>
           <w:szCs w:val="15"/>
         </w:rPr>
-        <w:t xml:space="preserve"> </w:t>
+        <w:t xml:space="preserve"> {AccountNumber} </w:t>
       </w:r>
       <w:r>
         <w:rPr>
@@ -700,7 +700,7 @@
           <w:sz w:val="15"/>
           <w:szCs w:val="15"/>
         </w:rPr>
-        <w:t xml:space="preserve">  </w:t>
+        <w:t xml:space="preserve"> {Branch} </w:t>
       </w:r>
       <w:r>
         <w:rPr>
